--- a/企业AI培训_交付包/初级课程_完整交付包/01_宣传手册/企业AI培训_初级课程宣传册.docx
+++ b/企业AI培训_交付包/初级课程_完整交付包/01_宣传手册/企业AI培训_初级课程宣传册.docx
@@ -2,7 +2,7 @@
 <file path=word/document.xml><?xml version="1.0" encoding="utf-8"?>
 <w:document xmlns:w="http://schemas.openxmlformats.org/wordprocessingml/2006/main" xmlns:m="http://schemas.openxmlformats.org/officeDocument/2006/math" xmlns:r="http://schemas.openxmlformats.org/officeDocument/2006/relationships" xmlns:o="urn:schemas-microsoft-com:office:office" xmlns:v="urn:schemas-microsoft-com:vml" xmlns:w10="urn:schemas-microsoft-com:office:word" xmlns:a="http://schemas.openxmlformats.org/drawingml/2006/main" xmlns:pic="http://schemas.openxmlformats.org/drawingml/2006/picture" xmlns:wp="http://schemas.openxmlformats.org/drawingml/2006/wordprocessingDrawing">
   <w:body>
-    <w:bookmarkStart w:id="19" w:name="ai-通识培训-初级课程人人版"/>
+    <w:bookmarkStart w:id="19" w:name="ai-通识培训-初级课程企业版-v3.0"/>
     <w:p>
       <w:pPr>
         <w:pStyle w:val="Heading1"/>
@@ -23,7 +23,16 @@
         <w:rPr>
           <w:rFonts w:hint="eastAsia"/>
         </w:rPr>
-        <w:t xml:space="preserve">初级课程（人人版）</w:t>
+        <w:t xml:space="preserve">初级课程（企业版</w:t>
+      </w:r>
+      <w:r>
+        <w:t xml:space="preserve"> </w:t>
+      </w:r>
+      <w:r>
+        <w:rPr>
+          <w:rFonts w:hint="eastAsia"/>
+        </w:rPr>
+        <w:t xml:space="preserve">v3.0）</w:t>
       </w:r>
     </w:p>
     <w:p>
@@ -35,7 +44,7 @@
           <w:b/>
           <w:bCs/>
         </w:rPr>
-        <w:t xml:space="preserve">AI LITERACY · FOR EVERYONE</w:t>
+        <w:t xml:space="preserve">AI LITERACY · FOR THE WORKFORCE</w:t>
       </w:r>
     </w:p>
     <w:p>
@@ -46,7 +55,7 @@
         <w:rPr>
           <w:rFonts w:hint="eastAsia"/>
         </w:rPr>
-        <w:t xml:space="preserve">人人听得懂</w:t>
+        <w:t xml:space="preserve">听得懂</w:t>
       </w:r>
       <w:r>
         <w:t xml:space="preserve"> · </w:t>
@@ -75,25 +84,7 @@
         <w:rPr>
           <w:rFonts w:hint="eastAsia"/>
         </w:rPr>
-        <w:t xml:space="preserve">一套内容，高校</w:t>
-      </w:r>
-      <w:r>
-        <w:t xml:space="preserve"> / </w:t>
-      </w:r>
-      <w:r>
-        <w:rPr>
-          <w:rFonts w:hint="eastAsia"/>
-        </w:rPr>
-        <w:t xml:space="preserve">学校</w:t>
-      </w:r>
-      <w:r>
-        <w:t xml:space="preserve"> / </w:t>
-      </w:r>
-      <w:r>
-        <w:rPr>
-          <w:rFonts w:hint="eastAsia"/>
-        </w:rPr>
-        <w:t xml:space="preserve">企业通吃——不假设你懂代码、懂任何行业术语。</w:t>
+        <w:t xml:space="preserve">一套内容，覆盖企业五大岗位（行政/业务/技术/市场/管理层）——不假设你懂代码、懂任何行业术语。</w:t>
       </w:r>
       <w:r>
         <w:t xml:space="preserve"> </w:t>
@@ -118,7 +109,7 @@
           <w:b/>
           <w:bCs/>
         </w:rPr>
-        <w:t xml:space="preserve"> · PPT 38 </w:t>
+        <w:t xml:space="preserve"> · PPT 44 </w:t>
       </w:r>
       <w:r>
         <w:rPr>
@@ -629,7 +620,7 @@
         <w:rPr>
           <w:rFonts w:hint="eastAsia"/>
         </w:rPr>
-        <w:t xml:space="preserve">初级课程专为”技术小白起点”设计，一套内容覆盖三类群体：</w:t>
+        <w:t xml:space="preserve">初级课程专为”技术小白起点”设计，一套内容覆盖企业五大岗位：</w:t>
       </w:r>
     </w:p>
     <w:tbl>
@@ -657,7 +648,7 @@
               <w:rPr>
                 <w:rFonts w:hint="eastAsia"/>
               </w:rPr>
-              <w:t xml:space="preserve">群体</w:t>
+              <w:t xml:space="preserve">岗位</w:t>
             </w:r>
           </w:p>
         </w:tc>
@@ -689,36 +680,21 @@
                 <w:b/>
                 <w:bCs/>
               </w:rPr>
-              <w:t xml:space="preserve">高校</w:t>
-            </w:r>
-            <w:r>
-              <w:rPr>
-                <w:rFonts w:hint="eastAsia"/>
-              </w:rPr>
-              <w:t xml:space="preserve">（教师/教辅/教务）</w:t>
-            </w:r>
-          </w:p>
-        </w:tc>
-        <w:tc>
-          <w:tcPr/>
-          <w:p>
-            <w:pPr>
-              <w:pStyle w:val="Compact"/>
-            </w:pPr>
-            <w:r>
-              <w:rPr>
-                <w:rFonts w:hint="eastAsia"/>
-              </w:rPr>
-              <w:t xml:space="preserve">教案与</w:t>
-            </w:r>
-            <w:r>
-              <w:t xml:space="preserve"> PPT </w:t>
-            </w:r>
-            <w:r>
-              <w:rPr>
-                <w:rFonts w:hint="eastAsia"/>
-              </w:rPr>
-              <w:t xml:space="preserve">起草、文献要点整理、学生常见问答、教务公文</w:t>
+              <w:t xml:space="preserve">行政</w:t>
+            </w:r>
+          </w:p>
+        </w:tc>
+        <w:tc>
+          <w:tcPr/>
+          <w:p>
+            <w:pPr>
+              <w:pStyle w:val="Compact"/>
+            </w:pPr>
+            <w:r>
+              <w:rPr>
+                <w:rFonts w:hint="eastAsia"/>
+              </w:rPr>
+              <w:t xml:space="preserve">通知与会议纪要、制度问答、公文起草、日程与报销整理</w:t>
             </w:r>
           </w:p>
         </w:tc>
@@ -736,27 +712,21 @@
                 <w:b/>
                 <w:bCs/>
               </w:rPr>
-              <w:t xml:space="preserve">学校</w:t>
-            </w:r>
-            <w:r>
-              <w:rPr>
-                <w:rFonts w:hint="eastAsia"/>
-              </w:rPr>
-              <w:t xml:space="preserve">（教师/行政）</w:t>
-            </w:r>
-          </w:p>
-        </w:tc>
-        <w:tc>
-          <w:tcPr/>
-          <w:p>
-            <w:pPr>
-              <w:pStyle w:val="Compact"/>
-            </w:pPr>
-            <w:r>
-              <w:rPr>
-                <w:rFonts w:hint="eastAsia"/>
-              </w:rPr>
-              <w:t xml:space="preserve">教学计划与通知、成绩统计与分析、家长会沟通稿</w:t>
+              <w:t xml:space="preserve">业务</w:t>
+            </w:r>
+          </w:p>
+        </w:tc>
+        <w:tc>
+          <w:tcPr/>
+          <w:p>
+            <w:pPr>
+              <w:pStyle w:val="Compact"/>
+            </w:pPr>
+            <w:r>
+              <w:rPr>
+                <w:rFonts w:hint="eastAsia"/>
+              </w:rPr>
+              <w:t xml:space="preserve">周报与数据表分析、客户跟进话术、合同要点摘要、异常识别</w:t>
             </w:r>
           </w:p>
         </w:tc>
@@ -774,27 +744,85 @@
                 <w:b/>
                 <w:bCs/>
               </w:rPr>
-              <w:t xml:space="preserve">企业</w:t>
-            </w:r>
-            <w:r>
-              <w:rPr>
-                <w:rFonts w:hint="eastAsia"/>
-              </w:rPr>
-              <w:t xml:space="preserve">（全体岗位）</w:t>
-            </w:r>
-          </w:p>
-        </w:tc>
-        <w:tc>
-          <w:tcPr/>
-          <w:p>
-            <w:pPr>
-              <w:pStyle w:val="Compact"/>
-            </w:pPr>
-            <w:r>
-              <w:rPr>
-                <w:rFonts w:hint="eastAsia"/>
-              </w:rPr>
-              <w:t xml:space="preserve">周报与会议纪要、Excel</w:t>
+              <w:t xml:space="preserve">技术</w:t>
+            </w:r>
+          </w:p>
+        </w:tc>
+        <w:tc>
+          <w:tcPr/>
+          <w:p>
+            <w:pPr>
+              <w:pStyle w:val="Compact"/>
+            </w:pPr>
+            <w:r>
+              <w:rPr>
+                <w:rFonts w:hint="eastAsia"/>
+              </w:rPr>
+              <w:t xml:space="preserve">文档与方案初稿、代码辅助说明、技术方案评审要点、故障记录整理</w:t>
+            </w:r>
+          </w:p>
+        </w:tc>
+      </w:tr>
+      <w:tr>
+        <w:tc>
+          <w:tcPr/>
+          <w:p>
+            <w:pPr>
+              <w:pStyle w:val="Compact"/>
+            </w:pPr>
+            <w:r>
+              <w:rPr>
+                <w:rFonts w:hint="eastAsia"/>
+                <w:b/>
+                <w:bCs/>
+              </w:rPr>
+              <w:t xml:space="preserve">市场</w:t>
+            </w:r>
+          </w:p>
+        </w:tc>
+        <w:tc>
+          <w:tcPr/>
+          <w:p>
+            <w:pPr>
+              <w:pStyle w:val="Compact"/>
+            </w:pPr>
+            <w:r>
+              <w:rPr>
+                <w:rFonts w:hint="eastAsia"/>
+              </w:rPr>
+              <w:t xml:space="preserve">文案与海报、活动复盘摘要、竞品要点速览、短视频口播脚本</w:t>
+            </w:r>
+          </w:p>
+        </w:tc>
+      </w:tr>
+      <w:tr>
+        <w:tc>
+          <w:tcPr/>
+          <w:p>
+            <w:pPr>
+              <w:pStyle w:val="Compact"/>
+            </w:pPr>
+            <w:r>
+              <w:rPr>
+                <w:rFonts w:hint="eastAsia"/>
+                <w:b/>
+                <w:bCs/>
+              </w:rPr>
+              <w:t xml:space="preserve">管理层</w:t>
+            </w:r>
+          </w:p>
+        </w:tc>
+        <w:tc>
+          <w:tcPr/>
+          <w:p>
+            <w:pPr>
+              <w:pStyle w:val="Compact"/>
+            </w:pPr>
+            <w:r>
+              <w:rPr>
+                <w:rFonts w:hint="eastAsia"/>
+              </w:rPr>
+              <w:t xml:space="preserve">汇报材料、决策要点摘要、90</w:t>
             </w:r>
             <w:r>
               <w:t xml:space="preserve"> </w:t>
@@ -803,7 +831,16 @@
               <w:rPr>
                 <w:rFonts w:hint="eastAsia"/>
               </w:rPr>
-              <w:t xml:space="preserve">数据分析、制度与办公问答</w:t>
+              <w:t xml:space="preserve">天落地规划、团队</w:t>
+            </w:r>
+            <w:r>
+              <w:t xml:space="preserve"> AI </w:t>
+            </w:r>
+            <w:r>
+              <w:rPr>
+                <w:rFonts w:hint="eastAsia"/>
+              </w:rPr>
+              <w:t xml:space="preserve">推广路径</w:t>
             </w:r>
           </w:p>
         </w:tc>
@@ -965,7 +1002,7 @@
               <w:rPr>
                 <w:rFonts w:hint="eastAsia"/>
               </w:rPr>
-              <w:t xml:space="preserve">全员通识：高校/学校/企业，人人可学，无技术门槛</w:t>
+              <w:t xml:space="preserve">全员通识：企业五大岗位（行政/业务/技术/市场/管理层），人人可学，无技术门槛</w:t>
             </w:r>
           </w:p>
         </w:tc>
@@ -1013,7 +1050,7 @@
                 <w:b/>
                 <w:bCs/>
               </w:rPr>
-              <w:t xml:space="preserve"> · PPT 38 </w:t>
+              <w:t xml:space="preserve"> · PPT 44 </w:t>
             </w:r>
             <w:r>
               <w:rPr>
@@ -1054,7 +1091,7 @@
               <w:rPr>
                 <w:rFonts w:hint="eastAsia"/>
               </w:rPr>
-              <w:t xml:space="preserve">AI≠搜索引擎、多模态）→</w:t>
+              <w:t xml:space="preserve">AI≠搜索引擎、参数五档、MoE、多模态）→</w:t>
             </w:r>
             <w:r>
               <w:t xml:space="preserve"> </w:t>
@@ -1063,7 +1100,16 @@
               <w:rPr>
                 <w:rFonts w:hint="eastAsia"/>
               </w:rPr>
-              <w:t xml:space="preserve">提示词（含三版迭代法+进阶技巧）→</w:t>
+              <w:t xml:space="preserve">提示词（含三版迭代法+进阶</w:t>
+            </w:r>
+            <w:r>
+              <w:t xml:space="preserve"> 4 </w:t>
+            </w:r>
+            <w:r>
+              <w:rPr>
+                <w:rFonts w:hint="eastAsia"/>
+              </w:rPr>
+              <w:t xml:space="preserve">招）→</w:t>
             </w:r>
             <w:r>
               <w:t xml:space="preserve"> </w:t>
@@ -1072,7 +1118,16 @@
               <w:rPr>
                 <w:rFonts w:hint="eastAsia"/>
               </w:rPr>
-              <w:t xml:space="preserve">工具上手（含大模型选型速览、AI</w:t>
+              <w:t xml:space="preserve">工具上手（含</w:t>
+            </w:r>
+            <w:r>
+              <w:t xml:space="preserve"> 2026 </w:t>
+            </w:r>
+            <w:r>
+              <w:rPr>
+                <w:rFonts w:hint="eastAsia"/>
+              </w:rPr>
+              <w:t xml:space="preserve">国产五强、国外标杆、成本账、AI</w:t>
             </w:r>
             <w:r>
               <w:t xml:space="preserve"> </w:t>
@@ -1102,13 +1157,40 @@
               <w:t xml:space="preserve">新一代</w:t>
             </w:r>
             <w:r>
-              <w:t xml:space="preserve"> AI → </w:t>
-            </w:r>
-            <w:r>
-              <w:rPr>
-                <w:rFonts w:hint="eastAsia"/>
-              </w:rPr>
-              <w:t xml:space="preserve">安全用、用起来（含数据分级、应对三步）</w:t>
+              <w:t xml:space="preserve"> </w:t>
+            </w:r>
+            <w:r>
+              <w:rPr>
+                <w:rFonts w:hint="eastAsia"/>
+              </w:rPr>
+              <w:t xml:space="preserve">AI（Agent</w:t>
+            </w:r>
+            <w:r>
+              <w:t xml:space="preserve"> + </w:t>
+            </w:r>
+            <w:r>
+              <w:rPr>
+                <w:rFonts w:hint="eastAsia"/>
+              </w:rPr>
+              <w:t xml:space="preserve">知识库）→</w:t>
+            </w:r>
+            <w:r>
+              <w:t xml:space="preserve"> </w:t>
+            </w:r>
+            <w:r>
+              <w:rPr>
+                <w:rFonts w:hint="eastAsia"/>
+              </w:rPr>
+              <w:t xml:space="preserve">安全用、用起来（含数据分级、应对三步、落地</w:t>
+            </w:r>
+            <w:r>
+              <w:t xml:space="preserve"> 90 </w:t>
+            </w:r>
+            <w:r>
+              <w:rPr>
+                <w:rFonts w:hint="eastAsia"/>
+              </w:rPr>
+              <w:t xml:space="preserve">天）</w:t>
             </w:r>
           </w:p>
         </w:tc>
@@ -1647,7 +1729,7 @@
               <w:rPr>
                 <w:rFonts w:hint="eastAsia"/>
               </w:rPr>
-              <w:t xml:space="preserve">产出（教案/通知/周报/数据表任选），结业当天就能用；工作坊版升级为</w:t>
+              <w:t xml:space="preserve">产出（通知/周报/数据表/文案/汇报任选），结业当天就能用；工作坊版升级为</w:t>
             </w:r>
             <w:r>
               <w:t xml:space="preserve"> </w:t>
@@ -1696,7 +1778,7 @@
           <w:b/>
           <w:bCs/>
         </w:rPr>
-        <w:t xml:space="preserve">为什么一套内容通吃三类群体？</w:t>
+        <w:t xml:space="preserve">为什么一套内容通吃五大岗位？</w:t>
       </w:r>
       <w:r>
         <w:t xml:space="preserve"> </w:t>
@@ -1723,7 +1805,7 @@
         <w:rPr>
           <w:rFonts w:hint="eastAsia"/>
         </w:rPr>
-        <w:t xml:space="preserve">是什么、幻觉怎么防、提示词怎么写、工具怎么选、数据红线在哪，高校教师和企业职员的答案完全一样。课程核心内容不变，</w:t>
+        <w:t xml:space="preserve">是什么、幻觉怎么防、提示词怎么写、工具怎么选、数据红线在哪，行政和管理层的答案完全一样。课程核心内容不变，</w:t>
       </w:r>
       <w:r>
         <w:rPr>
@@ -1731,13 +1813,13 @@
           <w:b/>
           <w:bCs/>
         </w:rPr>
-        <w:t xml:space="preserve">示例随群体切换</w:t>
-      </w:r>
-      <w:r>
-        <w:rPr>
-          <w:rFonts w:hint="eastAsia"/>
-        </w:rPr>
-        <w:t xml:space="preserve">：高校讲教案、学校讲成绩通知、企业讲周报，讲师按台下人群一键切换，脚本不用改。</w:t>
+        <w:t xml:space="preserve">示例随岗位切换</w:t>
+      </w:r>
+      <w:r>
+        <w:rPr>
+          <w:rFonts w:hint="eastAsia"/>
+        </w:rPr>
+        <w:t xml:space="preserve">：行政讲通知纪要、业务讲周报数据、市场讲文案海报、管理层讲汇报决策，讲师按台下人群一键切换，脚本不用改。</w:t>
       </w:r>
     </w:p>
     <w:p>
@@ -2097,7 +2179,16 @@
               <w:rPr>
                 <w:rFonts w:hint="eastAsia"/>
               </w:rPr>
-              <w:t xml:space="preserve">会用”角色+背景+任务+约束+格式”五要素模板；</w:t>
+              <w:t xml:space="preserve">会用”角色+背景+任务+约束+格式”五要素模板（五岗位各</w:t>
+            </w:r>
+            <w:r>
+              <w:t xml:space="preserve"> 1 </w:t>
+            </w:r>
+            <w:r>
+              <w:rPr>
+                <w:rFonts w:hint="eastAsia"/>
+              </w:rPr>
+              <w:t xml:space="preserve">条可抄范例）；</w:t>
             </w:r>
             <w:r>
               <w:rPr>
@@ -2120,7 +2211,22 @@
                 <w:b/>
                 <w:bCs/>
               </w:rPr>
-              <w:t xml:space="preserve">进阶两技巧（给例子、一步步想）</w:t>
+              <w:t xml:space="preserve">进阶</w:t>
+            </w:r>
+            <w:r>
+              <w:rPr>
+                <w:b/>
+                <w:bCs/>
+              </w:rPr>
+              <w:t xml:space="preserve"> 4 </w:t>
+            </w:r>
+            <w:r>
+              <w:rPr>
+                <w:rFonts w:hint="eastAsia"/>
+                <w:b/>
+                <w:bCs/>
+              </w:rPr>
+              <w:t xml:space="preserve">招</w:t>
             </w:r>
           </w:p>
         </w:tc>
@@ -2173,13 +2279,52 @@
                 <w:b/>
                 <w:bCs/>
               </w:rPr>
-              <w:t xml:space="preserve">会看大模型速览表（选对场景比选最强重要）</w:t>
-            </w:r>
-            <w:r>
-              <w:rPr>
-                <w:rFonts w:hint="eastAsia"/>
-              </w:rPr>
-              <w:t xml:space="preserve">，会三步上手；</w:t>
+              <w:t xml:space="preserve">认得</w:t>
+            </w:r>
+            <w:r>
+              <w:rPr>
+                <w:b/>
+                <w:bCs/>
+              </w:rPr>
+              <w:t xml:space="preserve"> 2026 </w:t>
+            </w:r>
+            <w:r>
+              <w:rPr>
+                <w:rFonts w:hint="eastAsia"/>
+                <w:b/>
+                <w:bCs/>
+              </w:rPr>
+              <w:t xml:space="preserve">国产五强</w:t>
+            </w:r>
+            <w:r>
+              <w:rPr>
+                <w:b/>
+                <w:bCs/>
+              </w:rPr>
+              <w:t xml:space="preserve"> + </w:t>
+            </w:r>
+            <w:r>
+              <w:rPr>
+                <w:rFonts w:hint="eastAsia"/>
+                <w:b/>
+                <w:bCs/>
+              </w:rPr>
+              <w:t xml:space="preserve">国外标杆（选对场景比选最强重要）</w:t>
+            </w:r>
+            <w:r>
+              <w:rPr>
+                <w:rFonts w:hint="eastAsia"/>
+              </w:rPr>
+              <w:t xml:space="preserve">，会算</w:t>
+            </w:r>
+            <w:r>
+              <w:t xml:space="preserve"> AI </w:t>
+            </w:r>
+            <w:r>
+              <w:rPr>
+                <w:rFonts w:hint="eastAsia"/>
+              </w:rPr>
+              <w:t xml:space="preserve">成本账，会三步上手；</w:t>
             </w:r>
             <w:r>
               <w:rPr>
@@ -2333,16 +2478,16 @@
               <w:rPr>
                 <w:rFonts w:hint="eastAsia"/>
               </w:rPr>
-              <w:t xml:space="preserve">守住数据红线（影子</w:t>
-            </w:r>
-            <w:r>
-              <w:t xml:space="preserve"> AI / </w:t>
-            </w:r>
-            <w:r>
-              <w:rPr>
-                <w:rFonts w:hint="eastAsia"/>
-              </w:rPr>
-              <w:t xml:space="preserve">敏感数据），设计</w:t>
+              <w:t xml:space="preserve">守住数据红线（绿/黄/红区分级、应对三步），写清自己的”落地</w:t>
+            </w:r>
+            <w:r>
+              <w:t xml:space="preserve"> 90 </w:t>
+            </w:r>
+            <w:r>
+              <w:rPr>
+                <w:rFonts w:hint="eastAsia"/>
+              </w:rPr>
+              <w:t xml:space="preserve">天”第一步，设计</w:t>
             </w:r>
             <w:r>
               <w:t xml:space="preserve"> 1 </w:t>
@@ -2579,10 +2724,55 @@
         <w:rPr>
           <w:rFonts w:hint="eastAsia"/>
         </w:rPr>
-        <w:t xml:space="preserve">：豆包</w:t>
-      </w:r>
-      <w:r>
-        <w:t xml:space="preserve"> / DeepSeek / Kimi / </w:t>
+        <w:t xml:space="preserve">：DeepSeek</w:t>
+      </w:r>
+      <w:r>
+        <w:t xml:space="preserve"> V4 / </w:t>
+      </w:r>
+      <w:r>
+        <w:rPr>
+          <w:rFonts w:hint="eastAsia"/>
+        </w:rPr>
+        <w:t xml:space="preserve">通义</w:t>
+      </w:r>
+      <w:r>
+        <w:t xml:space="preserve"> / </w:t>
+      </w:r>
+      <w:r>
+        <w:rPr>
+          <w:rFonts w:hint="eastAsia"/>
+        </w:rPr>
+        <w:t xml:space="preserve">豆包</w:t>
+      </w:r>
+      <w:r>
+        <w:t xml:space="preserve"> / </w:t>
+      </w:r>
+      <w:r>
+        <w:rPr>
+          <w:rFonts w:hint="eastAsia"/>
+        </w:rPr>
+        <w:t xml:space="preserve">智谱</w:t>
+      </w:r>
+      <w:r>
+        <w:t xml:space="preserve"> / </w:t>
+      </w:r>
+      <w:r>
+        <w:rPr>
+          <w:rFonts w:hint="eastAsia"/>
+        </w:rPr>
+        <w:t xml:space="preserve">Kimi（2026</w:t>
+      </w:r>
+      <w:r>
+        <w:t xml:space="preserve"> </w:t>
+      </w:r>
+      <w:r>
+        <w:rPr>
+          <w:rFonts w:hint="eastAsia"/>
+        </w:rPr>
+        <w:t xml:space="preserve">国产五强）+</w:t>
+      </w:r>
+      <w:r>
+        <w:t xml:space="preserve"> </w:t>
       </w:r>
       <w:r>
         <w:rPr>
@@ -2693,7 +2883,7 @@
         <w:rPr>
           <w:rFonts w:hint="eastAsia"/>
         </w:rPr>
-        <w:t xml:space="preserve">：敏感数据（学生/客户/员工信息）绝不进未批准工具，先立规矩再谈效率</w:t>
+        <w:t xml:space="preserve">：敏感数据（客户/员工/财务信息）绝不进未批准工具，先立规矩再谈效率</w:t>
       </w:r>
     </w:p>
     <w:p>
@@ -3133,7 +3323,7 @@
         <w:rPr>
           <w:rFonts w:hint="eastAsia"/>
         </w:rPr>
-        <w:t xml:space="preserve">：用五要素写一条本人岗位的真实提示词，跑出结果，说明人工把关点</w:t>
+        <w:t xml:space="preserve">：用五要素写一条本人岗位的真实提示词（五岗位任选），跑出结果，说明人工把关点</w:t>
       </w:r>
     </w:p>
     <w:p>
@@ -3340,7 +3530,7 @@
         <w:rPr>
           <w:rFonts w:hint="eastAsia"/>
         </w:rPr>
-        <w:t xml:space="preserve">：教案/通知/周报/数据表——你亲手用</w:t>
+        <w:t xml:space="preserve">：通知/周报/数据表/文案/汇报——你亲手用</w:t>
       </w:r>
       <w:r>
         <w:t xml:space="preserve"> AI </w:t>
@@ -4081,7 +4271,7 @@
         <w:rPr>
           <w:rFonts w:hint="eastAsia"/>
         </w:rPr>
-        <w:t xml:space="preserve">v2.1（逐字稿）+</w:t>
+        <w:t xml:space="preserve">v3.0（逐字稿，企业五岗位适配速查）+</w:t>
       </w:r>
       <w:r>
         <w:t xml:space="preserve"> </w:t>
@@ -4356,7 +4546,7 @@
               <w:rPr>
                 <w:rFonts w:hint="eastAsia"/>
               </w:rPr>
-              <w:t xml:space="preserve">高校课堂</w:t>
+              <w:t xml:space="preserve">全员大会</w:t>
             </w:r>
             <w:r>
               <w:t xml:space="preserve"> / </w:t>
@@ -4365,7 +4555,7 @@
               <w:rPr>
                 <w:rFonts w:hint="eastAsia"/>
               </w:rPr>
-              <w:t xml:space="preserve">教职工大会</w:t>
+              <w:t xml:space="preserve">高管宣讲</w:t>
             </w:r>
             <w:r>
               <w:t xml:space="preserve"> / </w:t>
@@ -4374,7 +4564,7 @@
               <w:rPr>
                 <w:rFonts w:hint="eastAsia"/>
               </w:rPr>
-              <w:t xml:space="preserve">大型宣讲</w:t>
+              <w:t xml:space="preserve">跨部门通识</w:t>
             </w:r>
           </w:p>
         </w:tc>
@@ -4450,7 +4640,7 @@
               <w:rPr>
                 <w:rFonts w:hint="eastAsia"/>
               </w:rPr>
-              <w:t xml:space="preserve">学校教师培训</w:t>
+              <w:t xml:space="preserve">部门级培训</w:t>
             </w:r>
             <w:r>
               <w:t xml:space="preserve"> / </w:t>
@@ -4568,7 +4758,7 @@
               <w:rPr>
                 <w:rFonts w:hint="eastAsia"/>
               </w:rPr>
-              <w:t xml:space="preserve">高校选修深入班</w:t>
+              <w:t xml:space="preserve">管理层专场</w:t>
             </w:r>
           </w:p>
         </w:tc>
@@ -4619,6 +4809,15 @@
                 <w:rFonts w:hint="eastAsia"/>
               </w:rPr>
               <w:t xml:space="preserve">案例工作坊</w:t>
+            </w:r>
+            <w:r>
+              <w:t xml:space="preserve"> + 90 </w:t>
+            </w:r>
+            <w:r>
+              <w:rPr>
+                <w:rFonts w:hint="eastAsia"/>
+              </w:rPr>
+              <w:t xml:space="preserve">天落地规划</w:t>
             </w:r>
             <w:r>
               <w:t xml:space="preserve"> + </w:t>
@@ -4799,7 +4998,7 @@
         <w:rPr>
           <w:rFonts w:hint="eastAsia"/>
         </w:rPr>
-        <w:t xml:space="preserve">：告诉我们你的群体（高校/学校/企业）、人数与时间，48</w:t>
+        <w:t xml:space="preserve">：告诉我们你的岗位构成（行政/业务/技术/市场/管理层）、人数与时间，48</w:t>
       </w:r>
       <w:r>
         <w:t xml:space="preserve"> </w:t>

--- a/企业AI培训_交付包/初级课程_完整交付包/01_宣传手册/企业AI培训_初级课程宣传册.docx
+++ b/企业AI培训_交付包/初级课程_完整交付包/01_宣传手册/企业AI培训_初级课程宣传册.docx
@@ -109,7 +109,7 @@
           <w:b/>
           <w:bCs/>
         </w:rPr>
-        <w:t xml:space="preserve"> · PPT 44 </w:t>
+        <w:t xml:space="preserve"> · PPT 45 </w:t>
       </w:r>
       <w:r>
         <w:rPr>
@@ -1050,7 +1050,7 @@
                 <w:b/>
                 <w:bCs/>
               </w:rPr>
-              <w:t xml:space="preserve"> · PPT 44 </w:t>
+              <w:t xml:space="preserve"> · PPT 45 </w:t>
             </w:r>
             <w:r>
               <w:rPr>

--- a/企业AI培训_交付包/初级课程_完整交付包/01_宣传手册/企业AI培训_初级课程宣传册.docx
+++ b/企业AI培训_交付包/初级课程_完整交付包/01_宣传手册/企业AI培训_初级课程宣传册.docx
@@ -109,7 +109,7 @@
           <w:b/>
           <w:bCs/>
         </w:rPr>
-        <w:t xml:space="preserve"> · PPT 45 </w:t>
+        <w:t xml:space="preserve"> · PPT 48 </w:t>
       </w:r>
       <w:r>
         <w:rPr>
@@ -1050,7 +1050,7 @@
                 <w:b/>
                 <w:bCs/>
               </w:rPr>
-              <w:t xml:space="preserve"> · PPT 45 </w:t>
+              <w:t xml:space="preserve"> · PPT 48 </w:t>
             </w:r>
             <w:r>
               <w:rPr>

--- a/企业AI培训_交付包/初级课程_完整交付包/01_宣传手册/企业AI培训_初级课程宣传册.docx
+++ b/企业AI培训_交付包/初级课程_完整交付包/01_宣传手册/企业AI培训_初级课程宣传册.docx
@@ -109,7 +109,7 @@
           <w:b/>
           <w:bCs/>
         </w:rPr>
-        <w:t xml:space="preserve"> · PPT 48 </w:t>
+        <w:t xml:space="preserve"> · PPT 49 </w:t>
       </w:r>
       <w:r>
         <w:rPr>
@@ -1050,7 +1050,7 @@
                 <w:b/>
                 <w:bCs/>
               </w:rPr>
-              <w:t xml:space="preserve"> · PPT 48 </w:t>
+              <w:t xml:space="preserve"> · PPT 49 </w:t>
             </w:r>
             <w:r>
               <w:rPr>

--- a/企业AI培训_交付包/初级课程_完整交付包/01_宣传手册/企业AI培训_初级课程宣传册.docx
+++ b/企业AI培训_交付包/初级课程_完整交付包/01_宣传手册/企业AI培训_初级课程宣传册.docx
@@ -109,7 +109,7 @@
           <w:b/>
           <w:bCs/>
         </w:rPr>
-        <w:t xml:space="preserve"> · PPT 49 </w:t>
+        <w:t xml:space="preserve"> · PPT 51 </w:t>
       </w:r>
       <w:r>
         <w:rPr>
@@ -1050,7 +1050,7 @@
                 <w:b/>
                 <w:bCs/>
               </w:rPr>
-              <w:t xml:space="preserve"> · PPT 49 </w:t>
+              <w:t xml:space="preserve"> · PPT 51 </w:t>
             </w:r>
             <w:r>
               <w:rPr>

--- a/企业AI培训_交付包/初级课程_完整交付包/01_宣传手册/企业AI培训_初级课程宣传册.docx
+++ b/企业AI培训_交付包/初级课程_完整交付包/01_宣传手册/企业AI培训_初级课程宣传册.docx
@@ -109,7 +109,7 @@
           <w:b/>
           <w:bCs/>
         </w:rPr>
-        <w:t xml:space="preserve"> · PPT 51 </w:t>
+        <w:t xml:space="preserve"> · PPT 52 </w:t>
       </w:r>
       <w:r>
         <w:rPr>
@@ -1050,7 +1050,7 @@
                 <w:b/>
                 <w:bCs/>
               </w:rPr>
-              <w:t xml:space="preserve"> · PPT 51 </w:t>
+              <w:t xml:space="preserve"> · PPT 52 </w:t>
             </w:r>
             <w:r>
               <w:rPr>

--- a/企业AI培训_交付包/初级课程_完整交付包/01_宣传手册/企业AI培训_初级课程宣传册.docx
+++ b/企业AI培训_交付包/初级课程_完整交付包/01_宣传手册/企业AI培训_初级课程宣传册.docx
@@ -109,7 +109,7 @@
           <w:b/>
           <w:bCs/>
         </w:rPr>
-        <w:t xml:space="preserve"> · PPT 52 </w:t>
+        <w:t xml:space="preserve"> · PPT 53 </w:t>
       </w:r>
       <w:r>
         <w:rPr>
@@ -1050,7 +1050,7 @@
                 <w:b/>
                 <w:bCs/>
               </w:rPr>
-              <w:t xml:space="preserve"> · PPT 52 </w:t>
+              <w:t xml:space="preserve"> · PPT 53 </w:t>
             </w:r>
             <w:r>
               <w:rPr>
@@ -1127,7 +1127,16 @@
               <w:rPr>
                 <w:rFonts w:hint="eastAsia"/>
               </w:rPr>
-              <w:t xml:space="preserve">国产五强、国外标杆、成本账、AI</w:t>
+              <w:t xml:space="preserve">国产五强、你的前</w:t>
+            </w:r>
+            <w:r>
+              <w:t xml:space="preserve"> 3 </w:t>
+            </w:r>
+            <w:r>
+              <w:rPr>
+                <w:rFonts w:hint="eastAsia"/>
+              </w:rPr>
+              <w:t xml:space="preserve">句话、国外标杆、成本账、AI</w:t>
             </w:r>
             <w:r>
               <w:t xml:space="preserve"> </w:t>
